--- a/docs/stakeholder/OpenOKR-Overview.docx
+++ b/docs/stakeholder/OpenOKR-Overview.docx
@@ -2502,10 +2502,7 @@
         <w:t xml:space="preserve">recovery objective</w:t>
       </w:r>
       <w:r>
-        <w:t xml:space="preserve"> </w:t>
-      </w:r>
-      <w:r>
-        <w:t xml:space="preserve">from its own leading drivers. The KPI then reads</w:t>
+        <w:t xml:space="preserve">, one key result per leading child driver. The KPI then reads</w:t>
       </w:r>
       <w:r>
         <w:t xml:space="preserve"> </w:t>
@@ -2526,7 +2523,7 @@
           <wp:inline>
             <wp:extent cx="5943600" cy="3302000"/>
             <wp:effectExtent b="0" l="0" r="0" t="0"/>
-            <wp:docPr descr="A KPI driver tree with a live recovery objective. Net revenue retention is at seventy-one percent of target, below the corridor floor, but the recovery is half complete so effective health reads seventy-nine. The recovery board lists every unhealthy KPI across every tree with a one-click launch." title="" id="39" name="Picture"/>
+            <wp:docPr descr="A KPI driver tree with a live recovery objective. Expansion revenue sits at forty-three percent of target. It was forty percent when the recovery launched and the recovery is forty-nine percent complete, so effective health reads sixty-five: the fix shows before the lagging number catches up. Each key result comes from one leading child driver. The recovery board lists every unhealthy KPI across every tree with a one-click launch." title="" id="39" name="Picture"/>
             <a:graphic>
               <a:graphicData uri="http://schemas.openxmlformats.org/drawingml/2006/picture">
                 <pic:pic>
@@ -2569,7 +2566,7 @@
         <w:pStyle w:val="ImageCaption"/>
       </w:pPr>
       <w:r>
-        <w:t xml:space="preserve">A KPI driver tree with a live recovery objective. Net revenue retention is at seventy-one percent of target, below the corridor floor, but the recovery is half complete so effective health reads seventy-nine. The recovery board lists every unhealthy KPI across every tree with a one-click launch.</w:t>
+        <w:t xml:space="preserve">A KPI driver tree with a live recovery objective. Expansion revenue sits at forty-three percent of target. It was forty percent when the recovery launched and the recovery is forty-nine percent complete, so effective health reads sixty-five: the fix shows before the lagging number catches up. Each key result comes from one leading child driver. The recovery board lists every unhealthy KPI across every tree with a one-click launch.</w:t>
       </w:r>
     </w:p>
     <w:bookmarkEnd w:id="41"/>
